--- a/notes/research_journal.docx
+++ b/notes/research_journal.docx
@@ -4,7 +4,7 @@
   <w:body>
     <w:p>
       <w:r>
-        <w:t>May 24</w:t>
+        <w:t>May 25</w:t>
       </w:r>
     </w:p>
     <w:p>
@@ -116,14 +116,13 @@
         <w:t>Dataset is clean, mostly numerical, date needs conversion</w:t>
       </w:r>
     </w:p>
-    <w:p>
+    <w:p/>
+    <w:p>
+      <w:r>
+        <w:t>Summary of what I did today:</w:t>
+      </w:r>
       <w:bookmarkStart w:id="0" w:name="_GoBack"/>
       <w:bookmarkEnd w:id="0"/>
-    </w:p>
-    <w:p>
-      <w:r>
-        <w:t>Summary of what I did today:</w:t>
-      </w:r>
     </w:p>
     <w:p>
       <w:r>

--- a/notes/research_journal.docx
+++ b/notes/research_journal.docx
@@ -6,6 +6,9 @@
       <w:r>
         <w:t>May 25</w:t>
       </w:r>
+      <w:r>
+        <w:t xml:space="preserve"> – 3 hours</w:t>
+      </w:r>
     </w:p>
     <w:p>
       <w:pPr>
@@ -121,52 +124,159 @@
       <w:r>
         <w:t>Summary of what I did today:</w:t>
       </w:r>
+    </w:p>
+    <w:p>
+      <w:r>
+        <w:t>- Loaded Netflix dataset</w:t>
+      </w:r>
+    </w:p>
+    <w:p>
+      <w:r>
+        <w:t xml:space="preserve">- Converted date column to </w:t>
+      </w:r>
+      <w:proofErr w:type="spellStart"/>
+      <w:r>
+        <w:t>datetime</w:t>
+      </w:r>
+      <w:proofErr w:type="spellEnd"/>
+    </w:p>
+    <w:p>
+      <w:r>
+        <w:t>- Verified chronological ordering</w:t>
+      </w:r>
+    </w:p>
+    <w:p>
+      <w:r>
+        <w:t>- Checked missing values</w:t>
+      </w:r>
+    </w:p>
+    <w:p>
+      <w:r>
+        <w:t>- Performed correlation analysis</w:t>
+      </w:r>
+    </w:p>
+    <w:p>
+      <w:r>
+        <w:t xml:space="preserve">- Identified strong relationship between close and </w:t>
+      </w:r>
+      <w:proofErr w:type="spellStart"/>
+      <w:r>
+        <w:t>next_day_close</w:t>
+      </w:r>
+      <w:proofErr w:type="spellEnd"/>
+    </w:p>
+    <w:p>
+      <w:r>
+        <w:t>- Began connecting temporal ordering with validation strategy concerns</w:t>
+      </w:r>
+    </w:p>
+    <w:p/>
+    <w:p>
+      <w:r>
+        <w:t>June 02</w:t>
+      </w:r>
+      <w:r>
+        <w:t xml:space="preserve"> – 3 hours</w:t>
+      </w:r>
+    </w:p>
+    <w:p>
+      <w:pPr>
+        <w:pStyle w:val="ListParagraph"/>
+        <w:numPr>
+          <w:ilvl w:val="0"/>
+          <w:numId w:val="2"/>
+        </w:numPr>
+      </w:pPr>
+      <w:r>
+        <w:t>Initial baseline model was trained using random train-test splitting.</w:t>
+      </w:r>
+    </w:p>
+    <w:p>
+      <w:pPr>
+        <w:pStyle w:val="ListParagraph"/>
+        <w:numPr>
+          <w:ilvl w:val="0"/>
+          <w:numId w:val="2"/>
+        </w:numPr>
+      </w:pPr>
+      <w:r>
+        <w:t>Linear Regression achieved MAE = 5.15, RMSE = 8.35, and R² = 0.9976.</w:t>
+      </w:r>
+    </w:p>
+    <w:p>
+      <w:pPr>
+        <w:pStyle w:val="ListParagraph"/>
+        <w:numPr>
+          <w:ilvl w:val="0"/>
+          <w:numId w:val="2"/>
+        </w:numPr>
+      </w:pPr>
+      <w:r>
+        <w:t>Results indicate extremely high predictive performance under random validation.</w:t>
+      </w:r>
+    </w:p>
+    <w:p>
+      <w:pPr>
+        <w:pStyle w:val="ListParagraph"/>
+        <w:numPr>
+          <w:ilvl w:val="0"/>
+          <w:numId w:val="2"/>
+        </w:numPr>
+      </w:pPr>
+      <w:r>
+        <w:t xml:space="preserve">Implemented </w:t>
+      </w:r>
+      <w:r>
+        <w:t xml:space="preserve">time-based validation </w:t>
+      </w:r>
+      <w:r>
+        <w:t xml:space="preserve">with linear regression model and compared with the random </w:t>
+      </w:r>
+      <w:r>
+        <w:t>validation.</w:t>
+      </w:r>
+    </w:p>
+    <w:p>
+      <w:pPr>
+        <w:ind w:left="360"/>
+      </w:pPr>
+    </w:p>
+    <w:p>
+      <w:pPr>
+        <w:pStyle w:val="ListParagraph"/>
+        <w:numPr>
+          <w:ilvl w:val="0"/>
+          <w:numId w:val="3"/>
+        </w:numPr>
+      </w:pPr>
+      <w:r>
+        <w:t>In random train-test splitting, observations from different time periods are mixed together. As a result, the model may be trained on data from later years while being tested on earlier years, which does not reflect how financial forecasting works in practice. Since stock prices and market conditions are highly dependent on time, the model gains indirect knowledge of patterns across the entire decade. This can lead to overly optimistic performance estimates because the model is evaluated in an environment whe</w:t>
+      </w:r>
       <w:bookmarkStart w:id="0" w:name="_GoBack"/>
       <w:bookmarkEnd w:id="0"/>
-    </w:p>
-    <w:p>
-      <w:r>
-        <w:t>- Loaded Netflix dataset</w:t>
-      </w:r>
-    </w:p>
-    <w:p>
-      <w:r>
-        <w:t xml:space="preserve">- Converted date column to </w:t>
-      </w:r>
-      <w:proofErr w:type="spellStart"/>
-      <w:r>
-        <w:t>datetime</w:t>
-      </w:r>
-      <w:proofErr w:type="spellEnd"/>
-    </w:p>
-    <w:p>
-      <w:r>
-        <w:t>- Verified chronological ordering</w:t>
-      </w:r>
-    </w:p>
-    <w:p>
-      <w:r>
-        <w:t>- Checked missing values</w:t>
-      </w:r>
-    </w:p>
-    <w:p>
-      <w:r>
-        <w:t>- Performed correlation analysis</w:t>
-      </w:r>
-    </w:p>
-    <w:p>
-      <w:r>
-        <w:t xml:space="preserve">- Identified strong relationship between close and </w:t>
-      </w:r>
-      <w:proofErr w:type="spellStart"/>
-      <w:r>
-        <w:t>next_day_close</w:t>
-      </w:r>
-      <w:proofErr w:type="spellEnd"/>
-    </w:p>
-    <w:p>
-      <w:r>
-        <w:t>- Began connecting temporal ordering with validation strategy concerns</w:t>
+      <w:r>
+        <w:t>re information from future periods influences the learning process, making the prediction task easier than it would be in a real-world forecasting scenario.</w:t>
+      </w:r>
+    </w:p>
+    <w:p>
+      <w:pPr>
+        <w:ind w:left="360"/>
+      </w:pPr>
+      <w:r>
+        <w:t>The model performs extremely well under random validation. Will it still perform this well when evaluated the way financial forecasts are actually made?</w:t>
+      </w:r>
+    </w:p>
+    <w:p>
+      <w:pPr>
+        <w:pStyle w:val="ListParagraph"/>
+        <w:numPr>
+          <w:ilvl w:val="0"/>
+          <w:numId w:val="3"/>
+        </w:numPr>
+      </w:pPr>
+      <w:r>
+        <w:lastRenderedPageBreak/>
+        <w:t>Linear regression achieved stronger performance under random train-test splitting (MAE = 5.15, RMSE = 8.35, R2 = 0.9976) than under chronological time-based validation (MAE = 7.70, RMSE = 12.30, R2 = 0.9832). The increase in prediction error suggests that random splitting may provide overly optimistic estimates of model performance by allowing the model to learn patterns from multiple market periods that would not be available in a real forecasting scenario.</w:t>
       </w:r>
     </w:p>
     <w:sectPr>
@@ -270,8 +380,216 @@
       </w:pPr>
     </w:lvl>
   </w:abstractNum>
+  <w:abstractNum w:abstractNumId="1" w15:restartNumberingAfterBreak="0">
+    <w:nsid w:val="6D5D5145"/>
+    <w:multiLevelType w:val="hybridMultilevel"/>
+    <w:tmpl w:val="8062D13E"/>
+    <w:lvl w:ilvl="0" w:tplc="1886305C">
+      <w:start w:val="1"/>
+      <w:numFmt w:val="bullet"/>
+      <w:lvlText w:val=""/>
+      <w:lvlJc w:val="left"/>
+      <w:pPr>
+        <w:ind w:left="720" w:hanging="360"/>
+      </w:pPr>
+      <w:rPr>
+        <w:rFonts w:ascii="Wingdings" w:eastAsiaTheme="minorHAnsi" w:hAnsi="Wingdings" w:cstheme="minorBidi" w:hint="default"/>
+      </w:rPr>
+    </w:lvl>
+    <w:lvl w:ilvl="1" w:tplc="04090003" w:tentative="1">
+      <w:start w:val="1"/>
+      <w:numFmt w:val="bullet"/>
+      <w:lvlText w:val="o"/>
+      <w:lvlJc w:val="left"/>
+      <w:pPr>
+        <w:ind w:left="1440" w:hanging="360"/>
+      </w:pPr>
+      <w:rPr>
+        <w:rFonts w:ascii="Courier New" w:hAnsi="Courier New" w:cs="Courier New" w:hint="default"/>
+      </w:rPr>
+    </w:lvl>
+    <w:lvl w:ilvl="2" w:tplc="04090005" w:tentative="1">
+      <w:start w:val="1"/>
+      <w:numFmt w:val="bullet"/>
+      <w:lvlText w:val=""/>
+      <w:lvlJc w:val="left"/>
+      <w:pPr>
+        <w:ind w:left="2160" w:hanging="360"/>
+      </w:pPr>
+      <w:rPr>
+        <w:rFonts w:ascii="Wingdings" w:hAnsi="Wingdings" w:hint="default"/>
+      </w:rPr>
+    </w:lvl>
+    <w:lvl w:ilvl="3" w:tplc="04090001" w:tentative="1">
+      <w:start w:val="1"/>
+      <w:numFmt w:val="bullet"/>
+      <w:lvlText w:val=""/>
+      <w:lvlJc w:val="left"/>
+      <w:pPr>
+        <w:ind w:left="2880" w:hanging="360"/>
+      </w:pPr>
+      <w:rPr>
+        <w:rFonts w:ascii="Symbol" w:hAnsi="Symbol" w:hint="default"/>
+      </w:rPr>
+    </w:lvl>
+    <w:lvl w:ilvl="4" w:tplc="04090003" w:tentative="1">
+      <w:start w:val="1"/>
+      <w:numFmt w:val="bullet"/>
+      <w:lvlText w:val="o"/>
+      <w:lvlJc w:val="left"/>
+      <w:pPr>
+        <w:ind w:left="3600" w:hanging="360"/>
+      </w:pPr>
+      <w:rPr>
+        <w:rFonts w:ascii="Courier New" w:hAnsi="Courier New" w:cs="Courier New" w:hint="default"/>
+      </w:rPr>
+    </w:lvl>
+    <w:lvl w:ilvl="5" w:tplc="04090005" w:tentative="1">
+      <w:start w:val="1"/>
+      <w:numFmt w:val="bullet"/>
+      <w:lvlText w:val=""/>
+      <w:lvlJc w:val="left"/>
+      <w:pPr>
+        <w:ind w:left="4320" w:hanging="360"/>
+      </w:pPr>
+      <w:rPr>
+        <w:rFonts w:ascii="Wingdings" w:hAnsi="Wingdings" w:hint="default"/>
+      </w:rPr>
+    </w:lvl>
+    <w:lvl w:ilvl="6" w:tplc="04090001" w:tentative="1">
+      <w:start w:val="1"/>
+      <w:numFmt w:val="bullet"/>
+      <w:lvlText w:val=""/>
+      <w:lvlJc w:val="left"/>
+      <w:pPr>
+        <w:ind w:left="5040" w:hanging="360"/>
+      </w:pPr>
+      <w:rPr>
+        <w:rFonts w:ascii="Symbol" w:hAnsi="Symbol" w:hint="default"/>
+      </w:rPr>
+    </w:lvl>
+    <w:lvl w:ilvl="7" w:tplc="04090003" w:tentative="1">
+      <w:start w:val="1"/>
+      <w:numFmt w:val="bullet"/>
+      <w:lvlText w:val="o"/>
+      <w:lvlJc w:val="left"/>
+      <w:pPr>
+        <w:ind w:left="5760" w:hanging="360"/>
+      </w:pPr>
+      <w:rPr>
+        <w:rFonts w:ascii="Courier New" w:hAnsi="Courier New" w:cs="Courier New" w:hint="default"/>
+      </w:rPr>
+    </w:lvl>
+    <w:lvl w:ilvl="8" w:tplc="04090005" w:tentative="1">
+      <w:start w:val="1"/>
+      <w:numFmt w:val="bullet"/>
+      <w:lvlText w:val=""/>
+      <w:lvlJc w:val="left"/>
+      <w:pPr>
+        <w:ind w:left="6480" w:hanging="360"/>
+      </w:pPr>
+      <w:rPr>
+        <w:rFonts w:ascii="Wingdings" w:hAnsi="Wingdings" w:hint="default"/>
+      </w:rPr>
+    </w:lvl>
+  </w:abstractNum>
+  <w:abstractNum w:abstractNumId="2" w15:restartNumberingAfterBreak="0">
+    <w:nsid w:val="78D85248"/>
+    <w:multiLevelType w:val="hybridMultilevel"/>
+    <w:tmpl w:val="CAFCDD8C"/>
+    <w:lvl w:ilvl="0" w:tplc="0409000F">
+      <w:start w:val="1"/>
+      <w:numFmt w:val="decimal"/>
+      <w:lvlText w:val="%1."/>
+      <w:lvlJc w:val="left"/>
+      <w:pPr>
+        <w:ind w:left="720" w:hanging="360"/>
+      </w:pPr>
+      <w:rPr>
+        <w:rFonts w:hint="default"/>
+      </w:rPr>
+    </w:lvl>
+    <w:lvl w:ilvl="1" w:tplc="04090019" w:tentative="1">
+      <w:start w:val="1"/>
+      <w:numFmt w:val="lowerLetter"/>
+      <w:lvlText w:val="%2."/>
+      <w:lvlJc w:val="left"/>
+      <w:pPr>
+        <w:ind w:left="1440" w:hanging="360"/>
+      </w:pPr>
+    </w:lvl>
+    <w:lvl w:ilvl="2" w:tplc="0409001B" w:tentative="1">
+      <w:start w:val="1"/>
+      <w:numFmt w:val="lowerRoman"/>
+      <w:lvlText w:val="%3."/>
+      <w:lvlJc w:val="right"/>
+      <w:pPr>
+        <w:ind w:left="2160" w:hanging="180"/>
+      </w:pPr>
+    </w:lvl>
+    <w:lvl w:ilvl="3" w:tplc="0409000F" w:tentative="1">
+      <w:start w:val="1"/>
+      <w:numFmt w:val="decimal"/>
+      <w:lvlText w:val="%4."/>
+      <w:lvlJc w:val="left"/>
+      <w:pPr>
+        <w:ind w:left="2880" w:hanging="360"/>
+      </w:pPr>
+    </w:lvl>
+    <w:lvl w:ilvl="4" w:tplc="04090019" w:tentative="1">
+      <w:start w:val="1"/>
+      <w:numFmt w:val="lowerLetter"/>
+      <w:lvlText w:val="%5."/>
+      <w:lvlJc w:val="left"/>
+      <w:pPr>
+        <w:ind w:left="3600" w:hanging="360"/>
+      </w:pPr>
+    </w:lvl>
+    <w:lvl w:ilvl="5" w:tplc="0409001B" w:tentative="1">
+      <w:start w:val="1"/>
+      <w:numFmt w:val="lowerRoman"/>
+      <w:lvlText w:val="%6."/>
+      <w:lvlJc w:val="right"/>
+      <w:pPr>
+        <w:ind w:left="4320" w:hanging="180"/>
+      </w:pPr>
+    </w:lvl>
+    <w:lvl w:ilvl="6" w:tplc="0409000F" w:tentative="1">
+      <w:start w:val="1"/>
+      <w:numFmt w:val="decimal"/>
+      <w:lvlText w:val="%7."/>
+      <w:lvlJc w:val="left"/>
+      <w:pPr>
+        <w:ind w:left="5040" w:hanging="360"/>
+      </w:pPr>
+    </w:lvl>
+    <w:lvl w:ilvl="7" w:tplc="04090019" w:tentative="1">
+      <w:start w:val="1"/>
+      <w:numFmt w:val="lowerLetter"/>
+      <w:lvlText w:val="%8."/>
+      <w:lvlJc w:val="left"/>
+      <w:pPr>
+        <w:ind w:left="5760" w:hanging="360"/>
+      </w:pPr>
+    </w:lvl>
+    <w:lvl w:ilvl="8" w:tplc="0409001B" w:tentative="1">
+      <w:start w:val="1"/>
+      <w:numFmt w:val="lowerRoman"/>
+      <w:lvlText w:val="%9."/>
+      <w:lvlJc w:val="right"/>
+      <w:pPr>
+        <w:ind w:left="6480" w:hanging="180"/>
+      </w:pPr>
+    </w:lvl>
+  </w:abstractNum>
   <w:num w:numId="1">
     <w:abstractNumId w:val="0"/>
+  </w:num>
+  <w:num w:numId="2">
+    <w:abstractNumId w:val="2"/>
+  </w:num>
+  <w:num w:numId="3">
+    <w:abstractNumId w:val="1"/>
   </w:num>
 </w:numbering>
 </file>

--- a/notes/research_journal.docx
+++ b/notes/research_journal.docx
@@ -3,10 +3,27 @@
 <w:document xmlns:wpc="http://schemas.microsoft.com/office/word/2010/wordprocessingCanvas" xmlns:mc="http://schemas.openxmlformats.org/markup-compatibility/2006" xmlns:o="urn:schemas-microsoft-com:office:office" xmlns:r="http://schemas.openxmlformats.org/officeDocument/2006/relationships" xmlns:m="http://schemas.openxmlformats.org/officeDocument/2006/math" xmlns:v="urn:schemas-microsoft-com:vml" xmlns:wp14="http://schemas.microsoft.com/office/word/2010/wordprocessingDrawing" xmlns:wp="http://schemas.openxmlformats.org/drawingml/2006/wordprocessingDrawing" xmlns:w10="urn:schemas-microsoft-com:office:word" xmlns:w="http://schemas.openxmlformats.org/wordprocessingml/2006/main" xmlns:w14="http://schemas.microsoft.com/office/word/2010/wordml" xmlns:w15="http://schemas.microsoft.com/office/word/2012/wordml" xmlns:wpg="http://schemas.microsoft.com/office/word/2010/wordprocessingGroup" xmlns:wpi="http://schemas.microsoft.com/office/word/2010/wordprocessingInk" xmlns:wne="http://schemas.microsoft.com/office/word/2006/wordml" xmlns:wps="http://schemas.microsoft.com/office/word/2010/wordprocessingShape" mc:Ignorable="w14 w15 wp14">
   <w:body>
     <w:p>
-      <w:r>
+      <w:pPr>
+        <w:rPr>
+          <w:rFonts w:ascii="Times New Roman" w:hAnsi="Times New Roman" w:cs="Times New Roman"/>
+          <w:sz w:val="24"/>
+          <w:szCs w:val="24"/>
+        </w:rPr>
+      </w:pPr>
+      <w:r>
+        <w:rPr>
+          <w:rFonts w:ascii="Times New Roman" w:hAnsi="Times New Roman" w:cs="Times New Roman"/>
+          <w:sz w:val="24"/>
+          <w:szCs w:val="24"/>
+        </w:rPr>
         <w:t>May 25</w:t>
       </w:r>
       <w:r>
+        <w:rPr>
+          <w:rFonts w:ascii="Times New Roman" w:hAnsi="Times New Roman" w:cs="Times New Roman"/>
+          <w:sz w:val="24"/>
+          <w:szCs w:val="24"/>
+        </w:rPr>
         <w:t xml:space="preserve"> – 3 hours</w:t>
       </w:r>
     </w:p>
@@ -17,14 +34,34 @@
           <w:ilvl w:val="0"/>
           <w:numId w:val="1"/>
         </w:numPr>
-      </w:pPr>
-      <w:r>
+        <w:rPr>
+          <w:rFonts w:ascii="Times New Roman" w:hAnsi="Times New Roman" w:cs="Times New Roman"/>
+          <w:sz w:val="24"/>
+          <w:szCs w:val="24"/>
+        </w:rPr>
+      </w:pPr>
+      <w:r>
+        <w:rPr>
+          <w:rFonts w:ascii="Times New Roman" w:hAnsi="Times New Roman" w:cs="Times New Roman"/>
+          <w:sz w:val="24"/>
+          <w:szCs w:val="24"/>
+        </w:rPr>
         <w:t>Dataset Size: 2516 rows</w:t>
       </w:r>
       <w:r>
+        <w:rPr>
+          <w:rFonts w:ascii="Times New Roman" w:hAnsi="Times New Roman" w:cs="Times New Roman"/>
+          <w:sz w:val="24"/>
+          <w:szCs w:val="24"/>
+        </w:rPr>
         <w:t xml:space="preserve"> (observations)</w:t>
       </w:r>
       <w:r>
+        <w:rPr>
+          <w:rFonts w:ascii="Times New Roman" w:hAnsi="Times New Roman" w:cs="Times New Roman"/>
+          <w:sz w:val="24"/>
+          <w:szCs w:val="24"/>
+        </w:rPr>
         <w:t>, 20 columns (features/variables)</w:t>
       </w:r>
     </w:p>
@@ -35,8 +72,18 @@
           <w:ilvl w:val="0"/>
           <w:numId w:val="1"/>
         </w:numPr>
-      </w:pPr>
-      <w:r>
+        <w:rPr>
+          <w:rFonts w:ascii="Times New Roman" w:hAnsi="Times New Roman" w:cs="Times New Roman"/>
+          <w:sz w:val="24"/>
+          <w:szCs w:val="24"/>
+        </w:rPr>
+      </w:pPr>
+      <w:r>
+        <w:rPr>
+          <w:rFonts w:ascii="Times New Roman" w:hAnsi="Times New Roman" w:cs="Times New Roman"/>
+          <w:sz w:val="24"/>
+          <w:szCs w:val="24"/>
+        </w:rPr>
         <w:t>No missing values</w:t>
       </w:r>
     </w:p>
@@ -47,8 +94,18 @@
           <w:ilvl w:val="0"/>
           <w:numId w:val="1"/>
         </w:numPr>
-      </w:pPr>
-      <w:r>
+        <w:rPr>
+          <w:rFonts w:ascii="Times New Roman" w:hAnsi="Times New Roman" w:cs="Times New Roman"/>
+          <w:sz w:val="24"/>
+          <w:szCs w:val="24"/>
+        </w:rPr>
+      </w:pPr>
+      <w:r>
+        <w:rPr>
+          <w:rFonts w:ascii="Times New Roman" w:hAnsi="Times New Roman" w:cs="Times New Roman"/>
+          <w:sz w:val="24"/>
+          <w:szCs w:val="24"/>
+        </w:rPr>
         <w:t>Strong time-series structure</w:t>
       </w:r>
     </w:p>
@@ -59,8 +116,18 @@
           <w:ilvl w:val="0"/>
           <w:numId w:val="1"/>
         </w:numPr>
-      </w:pPr>
-      <w:r>
+        <w:rPr>
+          <w:rFonts w:ascii="Times New Roman" w:hAnsi="Times New Roman" w:cs="Times New Roman"/>
+          <w:sz w:val="24"/>
+          <w:szCs w:val="24"/>
+        </w:rPr>
+      </w:pPr>
+      <w:r>
+        <w:rPr>
+          <w:rFonts w:ascii="Times New Roman" w:hAnsi="Times New Roman" w:cs="Times New Roman"/>
+          <w:sz w:val="24"/>
+          <w:szCs w:val="24"/>
+        </w:rPr>
         <w:t>Already have engineered features like RSI, MACD, SMA, EMA, ATR etc.</w:t>
       </w:r>
     </w:p>
@@ -71,15 +138,30 @@
           <w:ilvl w:val="0"/>
           <w:numId w:val="1"/>
         </w:numPr>
+        <w:rPr>
+          <w:rFonts w:ascii="Times New Roman" w:hAnsi="Times New Roman" w:cs="Times New Roman"/>
+          <w:sz w:val="24"/>
+          <w:szCs w:val="24"/>
+        </w:rPr>
       </w:pPr>
       <w:proofErr w:type="spellStart"/>
       <w:proofErr w:type="gramStart"/>
       <w:r>
+        <w:rPr>
+          <w:rFonts w:ascii="Times New Roman" w:hAnsi="Times New Roman" w:cs="Times New Roman"/>
+          <w:sz w:val="24"/>
+          <w:szCs w:val="24"/>
+        </w:rPr>
         <w:t>next_day_close</w:t>
       </w:r>
       <w:proofErr w:type="spellEnd"/>
       <w:proofErr w:type="gramEnd"/>
       <w:r>
+        <w:rPr>
+          <w:rFonts w:ascii="Times New Roman" w:hAnsi="Times New Roman" w:cs="Times New Roman"/>
+          <w:sz w:val="24"/>
+          <w:szCs w:val="24"/>
+        </w:rPr>
         <w:t xml:space="preserve"> exists which is going to be our target variable.</w:t>
       </w:r>
     </w:p>
@@ -90,8 +172,18 @@
           <w:ilvl w:val="0"/>
           <w:numId w:val="1"/>
         </w:numPr>
-      </w:pPr>
-      <w:r>
+        <w:rPr>
+          <w:rFonts w:ascii="Times New Roman" w:hAnsi="Times New Roman" w:cs="Times New Roman"/>
+          <w:sz w:val="24"/>
+          <w:szCs w:val="24"/>
+        </w:rPr>
+      </w:pPr>
+      <w:r>
+        <w:rPr>
+          <w:rFonts w:ascii="Times New Roman" w:hAnsi="Times New Roman" w:cs="Times New Roman"/>
+          <w:sz w:val="24"/>
+          <w:szCs w:val="24"/>
+        </w:rPr>
         <w:t>Dataset is correctly ordered chronologically. It starts from 2014-01-02 and ends at 2023-12-29.</w:t>
       </w:r>
     </w:p>
@@ -102,8 +194,18 @@
           <w:ilvl w:val="0"/>
           <w:numId w:val="1"/>
         </w:numPr>
-      </w:pPr>
-      <w:r>
+        <w:rPr>
+          <w:rFonts w:ascii="Times New Roman" w:hAnsi="Times New Roman" w:cs="Times New Roman"/>
+          <w:sz w:val="24"/>
+          <w:szCs w:val="24"/>
+        </w:rPr>
+      </w:pPr>
+      <w:r>
+        <w:rPr>
+          <w:rFonts w:ascii="Times New Roman" w:hAnsi="Times New Roman" w:cs="Times New Roman"/>
+          <w:sz w:val="24"/>
+          <w:szCs w:val="24"/>
+        </w:rPr>
         <w:t>Top rows  = older data, bottom rows = newer data</w:t>
       </w:r>
     </w:p>
@@ -114,68 +216,217 @@
           <w:ilvl w:val="0"/>
           <w:numId w:val="1"/>
         </w:numPr>
-      </w:pPr>
-      <w:r>
+        <w:rPr>
+          <w:rFonts w:ascii="Times New Roman" w:hAnsi="Times New Roman" w:cs="Times New Roman"/>
+          <w:sz w:val="24"/>
+          <w:szCs w:val="24"/>
+        </w:rPr>
+      </w:pPr>
+      <w:r>
+        <w:rPr>
+          <w:rFonts w:ascii="Times New Roman" w:hAnsi="Times New Roman" w:cs="Times New Roman"/>
+          <w:sz w:val="24"/>
+          <w:szCs w:val="24"/>
+        </w:rPr>
         <w:t>Dataset is clean, mostly numerical, date needs conversion</w:t>
       </w:r>
     </w:p>
-    <w:p/>
-    <w:p>
-      <w:r>
+    <w:p>
+      <w:pPr>
+        <w:rPr>
+          <w:rFonts w:ascii="Times New Roman" w:hAnsi="Times New Roman" w:cs="Times New Roman"/>
+          <w:sz w:val="24"/>
+          <w:szCs w:val="24"/>
+        </w:rPr>
+      </w:pPr>
+    </w:p>
+    <w:p>
+      <w:pPr>
+        <w:rPr>
+          <w:rFonts w:ascii="Times New Roman" w:hAnsi="Times New Roman" w:cs="Times New Roman"/>
+          <w:sz w:val="24"/>
+          <w:szCs w:val="24"/>
+        </w:rPr>
+      </w:pPr>
+      <w:r>
+        <w:rPr>
+          <w:rFonts w:ascii="Times New Roman" w:hAnsi="Times New Roman" w:cs="Times New Roman"/>
+          <w:sz w:val="24"/>
+          <w:szCs w:val="24"/>
+        </w:rPr>
         <w:t>Summary of what I did today:</w:t>
       </w:r>
     </w:p>
     <w:p>
-      <w:r>
+      <w:pPr>
+        <w:rPr>
+          <w:rFonts w:ascii="Times New Roman" w:hAnsi="Times New Roman" w:cs="Times New Roman"/>
+          <w:sz w:val="24"/>
+          <w:szCs w:val="24"/>
+        </w:rPr>
+      </w:pPr>
+      <w:r>
+        <w:rPr>
+          <w:rFonts w:ascii="Times New Roman" w:hAnsi="Times New Roman" w:cs="Times New Roman"/>
+          <w:sz w:val="24"/>
+          <w:szCs w:val="24"/>
+        </w:rPr>
         <w:t>- Loaded Netflix dataset</w:t>
       </w:r>
     </w:p>
     <w:p>
-      <w:r>
+      <w:pPr>
+        <w:rPr>
+          <w:rFonts w:ascii="Times New Roman" w:hAnsi="Times New Roman" w:cs="Times New Roman"/>
+          <w:sz w:val="24"/>
+          <w:szCs w:val="24"/>
+        </w:rPr>
+      </w:pPr>
+      <w:r>
+        <w:rPr>
+          <w:rFonts w:ascii="Times New Roman" w:hAnsi="Times New Roman" w:cs="Times New Roman"/>
+          <w:sz w:val="24"/>
+          <w:szCs w:val="24"/>
+        </w:rPr>
         <w:t xml:space="preserve">- Converted date column to </w:t>
       </w:r>
       <w:proofErr w:type="spellStart"/>
       <w:r>
+        <w:rPr>
+          <w:rFonts w:ascii="Times New Roman" w:hAnsi="Times New Roman" w:cs="Times New Roman"/>
+          <w:sz w:val="24"/>
+          <w:szCs w:val="24"/>
+        </w:rPr>
         <w:t>datetime</w:t>
       </w:r>
       <w:proofErr w:type="spellEnd"/>
     </w:p>
     <w:p>
-      <w:r>
+      <w:pPr>
+        <w:rPr>
+          <w:rFonts w:ascii="Times New Roman" w:hAnsi="Times New Roman" w:cs="Times New Roman"/>
+          <w:sz w:val="24"/>
+          <w:szCs w:val="24"/>
+        </w:rPr>
+      </w:pPr>
+      <w:r>
+        <w:rPr>
+          <w:rFonts w:ascii="Times New Roman" w:hAnsi="Times New Roman" w:cs="Times New Roman"/>
+          <w:sz w:val="24"/>
+          <w:szCs w:val="24"/>
+        </w:rPr>
         <w:t>- Verified chronological ordering</w:t>
       </w:r>
     </w:p>
     <w:p>
-      <w:r>
+      <w:pPr>
+        <w:rPr>
+          <w:rFonts w:ascii="Times New Roman" w:hAnsi="Times New Roman" w:cs="Times New Roman"/>
+          <w:sz w:val="24"/>
+          <w:szCs w:val="24"/>
+        </w:rPr>
+      </w:pPr>
+      <w:r>
+        <w:rPr>
+          <w:rFonts w:ascii="Times New Roman" w:hAnsi="Times New Roman" w:cs="Times New Roman"/>
+          <w:sz w:val="24"/>
+          <w:szCs w:val="24"/>
+        </w:rPr>
         <w:t>- Checked missing values</w:t>
       </w:r>
     </w:p>
     <w:p>
-      <w:r>
+      <w:pPr>
+        <w:rPr>
+          <w:rFonts w:ascii="Times New Roman" w:hAnsi="Times New Roman" w:cs="Times New Roman"/>
+          <w:sz w:val="24"/>
+          <w:szCs w:val="24"/>
+        </w:rPr>
+      </w:pPr>
+      <w:r>
+        <w:rPr>
+          <w:rFonts w:ascii="Times New Roman" w:hAnsi="Times New Roman" w:cs="Times New Roman"/>
+          <w:sz w:val="24"/>
+          <w:szCs w:val="24"/>
+        </w:rPr>
         <w:t>- Performed correlation analysis</w:t>
       </w:r>
     </w:p>
     <w:p>
-      <w:r>
+      <w:pPr>
+        <w:rPr>
+          <w:rFonts w:ascii="Times New Roman" w:hAnsi="Times New Roman" w:cs="Times New Roman"/>
+          <w:sz w:val="24"/>
+          <w:szCs w:val="24"/>
+        </w:rPr>
+      </w:pPr>
+      <w:r>
+        <w:rPr>
+          <w:rFonts w:ascii="Times New Roman" w:hAnsi="Times New Roman" w:cs="Times New Roman"/>
+          <w:sz w:val="24"/>
+          <w:szCs w:val="24"/>
+        </w:rPr>
         <w:t xml:space="preserve">- Identified strong relationship between close and </w:t>
       </w:r>
       <w:proofErr w:type="spellStart"/>
       <w:r>
+        <w:rPr>
+          <w:rFonts w:ascii="Times New Roman" w:hAnsi="Times New Roman" w:cs="Times New Roman"/>
+          <w:sz w:val="24"/>
+          <w:szCs w:val="24"/>
+        </w:rPr>
         <w:t>next_day_close</w:t>
       </w:r>
       <w:proofErr w:type="spellEnd"/>
     </w:p>
     <w:p>
-      <w:r>
+      <w:pPr>
+        <w:rPr>
+          <w:rFonts w:ascii="Times New Roman" w:hAnsi="Times New Roman" w:cs="Times New Roman"/>
+          <w:sz w:val="24"/>
+          <w:szCs w:val="24"/>
+        </w:rPr>
+      </w:pPr>
+      <w:r>
+        <w:rPr>
+          <w:rFonts w:ascii="Times New Roman" w:hAnsi="Times New Roman" w:cs="Times New Roman"/>
+          <w:sz w:val="24"/>
+          <w:szCs w:val="24"/>
+        </w:rPr>
         <w:t>- Began connecting temporal ordering with validation strategy concerns</w:t>
       </w:r>
     </w:p>
-    <w:p/>
-    <w:p>
-      <w:r>
+    <w:p>
+      <w:pPr>
+        <w:rPr>
+          <w:rFonts w:ascii="Times New Roman" w:hAnsi="Times New Roman" w:cs="Times New Roman"/>
+          <w:sz w:val="24"/>
+          <w:szCs w:val="24"/>
+        </w:rPr>
+      </w:pPr>
+    </w:p>
+    <w:p>
+      <w:pPr>
+        <w:rPr>
+          <w:rFonts w:ascii="Times New Roman" w:hAnsi="Times New Roman" w:cs="Times New Roman"/>
+          <w:sz w:val="24"/>
+          <w:szCs w:val="24"/>
+        </w:rPr>
+      </w:pPr>
+      <w:r>
+        <w:rPr>
+          <w:rFonts w:ascii="Times New Roman" w:hAnsi="Times New Roman" w:cs="Times New Roman"/>
+          <w:sz w:val="24"/>
+          <w:szCs w:val="24"/>
+        </w:rPr>
         <w:t>June 02</w:t>
       </w:r>
       <w:r>
+        <w:rPr>
+          <w:rFonts w:ascii="Times New Roman" w:hAnsi="Times New Roman" w:cs="Times New Roman"/>
+          <w:sz w:val="24"/>
+          <w:szCs w:val="24"/>
+        </w:rPr>
         <w:t xml:space="preserve"> – 3 hours</w:t>
       </w:r>
     </w:p>
@@ -186,8 +437,18 @@
           <w:ilvl w:val="0"/>
           <w:numId w:val="2"/>
         </w:numPr>
-      </w:pPr>
-      <w:r>
+        <w:rPr>
+          <w:rFonts w:ascii="Times New Roman" w:hAnsi="Times New Roman" w:cs="Times New Roman"/>
+          <w:sz w:val="24"/>
+          <w:szCs w:val="24"/>
+        </w:rPr>
+      </w:pPr>
+      <w:r>
+        <w:rPr>
+          <w:rFonts w:ascii="Times New Roman" w:hAnsi="Times New Roman" w:cs="Times New Roman"/>
+          <w:sz w:val="24"/>
+          <w:szCs w:val="24"/>
+        </w:rPr>
         <w:t>Initial baseline model was trained using random train-test splitting.</w:t>
       </w:r>
     </w:p>
@@ -198,8 +459,18 @@
           <w:ilvl w:val="0"/>
           <w:numId w:val="2"/>
         </w:numPr>
-      </w:pPr>
-      <w:r>
+        <w:rPr>
+          <w:rFonts w:ascii="Times New Roman" w:hAnsi="Times New Roman" w:cs="Times New Roman"/>
+          <w:sz w:val="24"/>
+          <w:szCs w:val="24"/>
+        </w:rPr>
+      </w:pPr>
+      <w:r>
+        <w:rPr>
+          <w:rFonts w:ascii="Times New Roman" w:hAnsi="Times New Roman" w:cs="Times New Roman"/>
+          <w:sz w:val="24"/>
+          <w:szCs w:val="24"/>
+        </w:rPr>
         <w:t>Linear Regression achieved MAE = 5.15, RMSE = 8.35, and R² = 0.9976.</w:t>
       </w:r>
     </w:p>
@@ -210,8 +481,18 @@
           <w:ilvl w:val="0"/>
           <w:numId w:val="2"/>
         </w:numPr>
-      </w:pPr>
-      <w:r>
+        <w:rPr>
+          <w:rFonts w:ascii="Times New Roman" w:hAnsi="Times New Roman" w:cs="Times New Roman"/>
+          <w:sz w:val="24"/>
+          <w:szCs w:val="24"/>
+        </w:rPr>
+      </w:pPr>
+      <w:r>
+        <w:rPr>
+          <w:rFonts w:ascii="Times New Roman" w:hAnsi="Times New Roman" w:cs="Times New Roman"/>
+          <w:sz w:val="24"/>
+          <w:szCs w:val="24"/>
+        </w:rPr>
         <w:t>Results indicate extremely high predictive performance under random validation.</w:t>
       </w:r>
     </w:p>
@@ -222,23 +503,53 @@
           <w:ilvl w:val="0"/>
           <w:numId w:val="2"/>
         </w:numPr>
-      </w:pPr>
-      <w:r>
+        <w:rPr>
+          <w:rFonts w:ascii="Times New Roman" w:hAnsi="Times New Roman" w:cs="Times New Roman"/>
+          <w:sz w:val="24"/>
+          <w:szCs w:val="24"/>
+        </w:rPr>
+      </w:pPr>
+      <w:r>
+        <w:rPr>
+          <w:rFonts w:ascii="Times New Roman" w:hAnsi="Times New Roman" w:cs="Times New Roman"/>
+          <w:sz w:val="24"/>
+          <w:szCs w:val="24"/>
+        </w:rPr>
         <w:t xml:space="preserve">Implemented </w:t>
       </w:r>
       <w:r>
+        <w:rPr>
+          <w:rFonts w:ascii="Times New Roman" w:hAnsi="Times New Roman" w:cs="Times New Roman"/>
+          <w:sz w:val="24"/>
+          <w:szCs w:val="24"/>
+        </w:rPr>
         <w:t xml:space="preserve">time-based validation </w:t>
       </w:r>
       <w:r>
+        <w:rPr>
+          <w:rFonts w:ascii="Times New Roman" w:hAnsi="Times New Roman" w:cs="Times New Roman"/>
+          <w:sz w:val="24"/>
+          <w:szCs w:val="24"/>
+        </w:rPr>
         <w:t xml:space="preserve">with linear regression model and compared with the random </w:t>
       </w:r>
       <w:r>
+        <w:rPr>
+          <w:rFonts w:ascii="Times New Roman" w:hAnsi="Times New Roman" w:cs="Times New Roman"/>
+          <w:sz w:val="24"/>
+          <w:szCs w:val="24"/>
+        </w:rPr>
         <w:t>validation.</w:t>
       </w:r>
     </w:p>
     <w:p>
       <w:pPr>
         <w:ind w:left="360"/>
+        <w:rPr>
+          <w:rFonts w:ascii="Times New Roman" w:hAnsi="Times New Roman" w:cs="Times New Roman"/>
+          <w:sz w:val="24"/>
+          <w:szCs w:val="24"/>
+        </w:rPr>
       </w:pPr>
     </w:p>
     <w:p>
@@ -248,21 +559,37 @@
           <w:ilvl w:val="0"/>
           <w:numId w:val="3"/>
         </w:numPr>
-      </w:pPr>
-      <w:r>
-        <w:t>In random train-test splitting, observations from different time periods are mixed together. As a result, the model may be trained on data from later years while being tested on earlier years, which does not reflect how financial forecasting works in practice. Since stock prices and market conditions are highly dependent on time, the model gains indirect knowledge of patterns across the entire decade. This can lead to overly optimistic performance estimates because the model is evaluated in an environment whe</w:t>
-      </w:r>
-      <w:bookmarkStart w:id="0" w:name="_GoBack"/>
-      <w:bookmarkEnd w:id="0"/>
-      <w:r>
-        <w:t>re information from future periods influences the learning process, making the prediction task easier than it would be in a real-world forecasting scenario.</w:t>
+        <w:rPr>
+          <w:rFonts w:ascii="Times New Roman" w:hAnsi="Times New Roman" w:cs="Times New Roman"/>
+          <w:sz w:val="24"/>
+          <w:szCs w:val="24"/>
+        </w:rPr>
+      </w:pPr>
+      <w:r>
+        <w:rPr>
+          <w:rFonts w:ascii="Times New Roman" w:hAnsi="Times New Roman" w:cs="Times New Roman"/>
+          <w:sz w:val="24"/>
+          <w:szCs w:val="24"/>
+        </w:rPr>
+        <w:t>In random train-test splitting, observations from different time periods are mixed together. As a result, the model may be trained on data from later years while being tested on earlier years, which does not reflect how financial forecasting works in practice. Since stock prices and market conditions are highly dependent on time, the model gains indirect knowledge of patterns across the entire decade. This can lead to overly optimistic performance estimates because the model is evaluated in an environment where information from future periods influences the learning process, making the prediction task easier than it would be in a real-world forecasting scenario.</w:t>
       </w:r>
     </w:p>
     <w:p>
       <w:pPr>
         <w:ind w:left="360"/>
-      </w:pPr>
-      <w:r>
+        <w:rPr>
+          <w:rFonts w:ascii="Times New Roman" w:hAnsi="Times New Roman" w:cs="Times New Roman"/>
+          <w:sz w:val="24"/>
+          <w:szCs w:val="24"/>
+        </w:rPr>
+      </w:pPr>
+      <w:r>
+        <w:rPr>
+          <w:rFonts w:ascii="Times New Roman" w:hAnsi="Times New Roman" w:cs="Times New Roman"/>
+          <w:sz w:val="24"/>
+          <w:szCs w:val="24"/>
+        </w:rPr>
+        <w:lastRenderedPageBreak/>
         <w:t>The model performs extremely well under random validation. Will it still perform this well when evaluated the way financial forecasts are actually made?</w:t>
       </w:r>
     </w:p>
@@ -273,10 +600,126 @@
           <w:ilvl w:val="0"/>
           <w:numId w:val="3"/>
         </w:numPr>
-      </w:pPr>
-      <w:r>
-        <w:lastRenderedPageBreak/>
+        <w:rPr>
+          <w:rFonts w:ascii="Times New Roman" w:hAnsi="Times New Roman" w:cs="Times New Roman"/>
+          <w:sz w:val="24"/>
+          <w:szCs w:val="24"/>
+        </w:rPr>
+      </w:pPr>
+      <w:r>
+        <w:rPr>
+          <w:rFonts w:ascii="Times New Roman" w:hAnsi="Times New Roman" w:cs="Times New Roman"/>
+          <w:sz w:val="24"/>
+          <w:szCs w:val="24"/>
+        </w:rPr>
         <w:t>Linear regression achieved stronger performance under random train-test splitting (MAE = 5.15, RMSE = 8.35, R2 = 0.9976) than under chronological time-based validation (MAE = 7.70, RMSE = 12.30, R2 = 0.9832). The increase in prediction error suggests that random splitting may provide overly optimistic estimates of model performance by allowing the model to learn patterns from multiple market periods that would not be available in a real forecasting scenario.</w:t>
+      </w:r>
+    </w:p>
+    <w:p>
+      <w:pPr>
+        <w:rPr>
+          <w:rFonts w:ascii="Times New Roman" w:hAnsi="Times New Roman" w:cs="Times New Roman"/>
+          <w:sz w:val="24"/>
+          <w:szCs w:val="24"/>
+        </w:rPr>
+      </w:pPr>
+    </w:p>
+    <w:p>
+      <w:pPr>
+        <w:rPr>
+          <w:rFonts w:ascii="Times New Roman" w:hAnsi="Times New Roman" w:cs="Times New Roman"/>
+          <w:sz w:val="24"/>
+          <w:szCs w:val="24"/>
+        </w:rPr>
+      </w:pPr>
+      <w:r>
+        <w:rPr>
+          <w:rFonts w:ascii="Times New Roman" w:hAnsi="Times New Roman" w:cs="Times New Roman"/>
+          <w:sz w:val="24"/>
+          <w:szCs w:val="24"/>
+        </w:rPr>
+        <w:t>June 07 – 3 hours</w:t>
+      </w:r>
+    </w:p>
+    <w:p>
+      <w:pPr>
+        <w:rPr>
+          <w:rFonts w:ascii="Times New Roman" w:hAnsi="Times New Roman" w:cs="Times New Roman"/>
+          <w:sz w:val="24"/>
+          <w:szCs w:val="24"/>
+        </w:rPr>
+      </w:pPr>
+    </w:p>
+    <w:p>
+      <w:pPr>
+        <w:pStyle w:val="NormalWeb"/>
+      </w:pPr>
+      <w:r>
+        <w:t>• Implemented Decision Tree and Random Forest regression models for financial forecasting.</w:t>
+      </w:r>
+    </w:p>
+    <w:p>
+      <w:pPr>
+        <w:pStyle w:val="NormalWeb"/>
+      </w:pPr>
+      <w:r>
+        <w:t>• Evaluated model performance using random train-test splitting and chronological time-based validation.</w:t>
+      </w:r>
+    </w:p>
+    <w:p>
+      <w:pPr>
+        <w:pStyle w:val="NormalWeb"/>
+      </w:pPr>
+      <w:r>
+        <w:t>• Calculated and compared MAE, RMSE, and R² metrics across models and validation strategies.</w:t>
+      </w:r>
+    </w:p>
+    <w:p>
+      <w:pPr>
+        <w:pStyle w:val="NormalWeb"/>
+      </w:pPr>
+      <w:r>
+        <w:t>• Analyzed the effects of validation methodology on predictive performance and potential overestimation of accuracy.</w:t>
+      </w:r>
+    </w:p>
+    <w:p>
+      <w:pPr>
+        <w:pStyle w:val="NormalWeb"/>
+      </w:pPr>
+      <w:r>
+        <w:t>• Documented findings and updated research repository with model results and comparative analysis.</w:t>
+      </w:r>
+    </w:p>
+    <w:p>
+      <w:pPr>
+        <w:pStyle w:val="ListParagraph"/>
+        <w:numPr>
+          <w:ilvl w:val="0"/>
+          <w:numId w:val="3"/>
+        </w:numPr>
+        <w:rPr>
+          <w:rFonts w:ascii="Times New Roman" w:hAnsi="Times New Roman" w:cs="Times New Roman"/>
+          <w:sz w:val="24"/>
+          <w:szCs w:val="24"/>
+        </w:rPr>
+      </w:pPr>
+      <w:r>
+        <w:rPr>
+          <w:rFonts w:ascii="Times New Roman" w:hAnsi="Times New Roman" w:cs="Times New Roman"/>
+          <w:sz w:val="24"/>
+          <w:szCs w:val="24"/>
+        </w:rPr>
+        <w:t xml:space="preserve">Across all three models, performance was consistently higher under random train-test splitting than under chronological time-based validation. Linear Regression exhibited the smallest degradation in predictive performance, while Decision Trees showed the largest decline. Random Forest performance fell </w:t>
+      </w:r>
+      <w:bookmarkStart w:id="0" w:name="_GoBack"/>
+      <w:bookmarkEnd w:id="0"/>
+      <w:r>
+        <w:rPr>
+          <w:rFonts w:ascii="Times New Roman" w:hAnsi="Times New Roman" w:cs="Times New Roman"/>
+          <w:sz w:val="24"/>
+          <w:szCs w:val="24"/>
+        </w:rPr>
+        <w:t>between the two. These results suggest that random validation may substantially overestimate predictive performance in financial forecasting applications, particularly for more flexible tree-based models.</w:t>
       </w:r>
     </w:p>
     <w:sectPr>
@@ -1026,6 +1469,22 @@
       <w:contextualSpacing/>
     </w:pPr>
   </w:style>
+  <w:style w:type="paragraph" w:styleId="NormalWeb">
+    <w:name w:val="Normal (Web)"/>
+    <w:basedOn w:val="Normal"/>
+    <w:uiPriority w:val="99"/>
+    <w:semiHidden/>
+    <w:unhideWhenUsed/>
+    <w:rsid w:val="00C15D99"/>
+    <w:pPr>
+      <w:spacing w:before="100" w:beforeAutospacing="1" w:after="100" w:afterAutospacing="1" w:line="240" w:lineRule="auto"/>
+    </w:pPr>
+    <w:rPr>
+      <w:rFonts w:ascii="Times New Roman" w:eastAsia="Times New Roman" w:hAnsi="Times New Roman" w:cs="Times New Roman"/>
+      <w:sz w:val="24"/>
+      <w:szCs w:val="24"/>
+    </w:rPr>
+  </w:style>
 </w:styles>
 </file>
 

--- a/notes/research_journal.docx
+++ b/notes/research_journal.docx
@@ -709,17 +709,446 @@
           <w:sz w:val="24"/>
           <w:szCs w:val="24"/>
         </w:rPr>
-        <w:t xml:space="preserve">Across all three models, performance was consistently higher under random train-test splitting than under chronological time-based validation. Linear Regression exhibited the smallest degradation in predictive performance, while Decision Trees showed the largest decline. Random Forest performance fell </w:t>
+        <w:t>Across all three models, performance was consistently higher under random train-test splitting than under chronological time-based validation. Linear Regression exhibited the smallest degradation in predictive performance, while Decision Trees showed the largest decline. Random Forest performance fell between the two. These results suggest that random validation may substantially overestimate predictive performance in financial forecasting applications, particularly for more flexible tree-based models.</w:t>
+      </w:r>
+    </w:p>
+    <w:p>
+      <w:pPr>
+        <w:rPr>
+          <w:rFonts w:ascii="Times New Roman" w:hAnsi="Times New Roman" w:cs="Times New Roman"/>
+          <w:sz w:val="24"/>
+          <w:szCs w:val="24"/>
+        </w:rPr>
+      </w:pPr>
+    </w:p>
+    <w:p>
+      <w:pPr>
+        <w:rPr>
+          <w:rFonts w:ascii="Times New Roman" w:hAnsi="Times New Roman" w:cs="Times New Roman"/>
+          <w:b/>
+          <w:sz w:val="24"/>
+          <w:szCs w:val="24"/>
+        </w:rPr>
+      </w:pPr>
+      <w:r>
+        <w:rPr>
+          <w:rFonts w:ascii="Times New Roman" w:hAnsi="Times New Roman" w:cs="Times New Roman"/>
+          <w:b/>
+          <w:sz w:val="24"/>
+          <w:szCs w:val="24"/>
+        </w:rPr>
+        <w:t>Inflation Effect</w:t>
+      </w:r>
+    </w:p>
+    <w:tbl>
+      <w:tblPr>
+        <w:tblW w:w="0" w:type="auto"/>
+        <w:tblCellSpacing w:w="15" w:type="dxa"/>
+        <w:tblCellMar>
+          <w:top w:w="15" w:type="dxa"/>
+          <w:left w:w="15" w:type="dxa"/>
+          <w:bottom w:w="15" w:type="dxa"/>
+          <w:right w:w="15" w:type="dxa"/>
+        </w:tblCellMar>
+        <w:tblLook w:val="04A0" w:firstRow="1" w:lastRow="0" w:firstColumn="1" w:lastColumn="0" w:noHBand="0" w:noVBand="1"/>
+      </w:tblPr>
+      <w:tblGrid>
+        <w:gridCol w:w="1828"/>
+        <w:gridCol w:w="1695"/>
+      </w:tblGrid>
+      <w:tr>
+        <w:trPr>
+          <w:tblHeader/>
+          <w:tblCellSpacing w:w="15" w:type="dxa"/>
+        </w:trPr>
+        <w:tc>
+          <w:tcPr>
+            <w:tcW w:w="0" w:type="auto"/>
+            <w:vAlign w:val="center"/>
+            <w:hideMark/>
+          </w:tcPr>
+          <w:p>
+            <w:pPr>
+              <w:spacing w:after="0" w:line="240" w:lineRule="auto"/>
+              <w:jc w:val="center"/>
+              <w:rPr>
+                <w:rFonts w:ascii="Times New Roman" w:eastAsia="Times New Roman" w:hAnsi="Times New Roman" w:cs="Times New Roman"/>
+                <w:b/>
+                <w:bCs/>
+                <w:sz w:val="24"/>
+                <w:szCs w:val="24"/>
+              </w:rPr>
+            </w:pPr>
+            <w:r>
+              <w:rPr>
+                <w:rFonts w:ascii="Times New Roman" w:eastAsia="Times New Roman" w:hAnsi="Times New Roman" w:cs="Times New Roman"/>
+                <w:b/>
+                <w:bCs/>
+                <w:sz w:val="24"/>
+                <w:szCs w:val="24"/>
+              </w:rPr>
+              <w:t>Model</w:t>
+            </w:r>
+          </w:p>
+        </w:tc>
+        <w:tc>
+          <w:tcPr>
+            <w:tcW w:w="0" w:type="auto"/>
+            <w:vAlign w:val="center"/>
+            <w:hideMark/>
+          </w:tcPr>
+          <w:p>
+            <w:pPr>
+              <w:spacing w:after="0" w:line="240" w:lineRule="auto"/>
+              <w:jc w:val="right"/>
+              <w:rPr>
+                <w:rFonts w:ascii="Times New Roman" w:eastAsia="Times New Roman" w:hAnsi="Times New Roman" w:cs="Times New Roman"/>
+                <w:b/>
+                <w:bCs/>
+                <w:sz w:val="24"/>
+                <w:szCs w:val="24"/>
+              </w:rPr>
+            </w:pPr>
+            <w:r>
+              <w:rPr>
+                <w:rFonts w:ascii="Times New Roman" w:eastAsia="Times New Roman" w:hAnsi="Times New Roman" w:cs="Times New Roman"/>
+                <w:b/>
+                <w:bCs/>
+                <w:sz w:val="24"/>
+                <w:szCs w:val="24"/>
+              </w:rPr>
+              <w:t>RMSE Increase</w:t>
+            </w:r>
+          </w:p>
+        </w:tc>
+      </w:tr>
+      <w:tr>
+        <w:trPr>
+          <w:tblCellSpacing w:w="15" w:type="dxa"/>
+        </w:trPr>
+        <w:tc>
+          <w:tcPr>
+            <w:tcW w:w="0" w:type="auto"/>
+            <w:vAlign w:val="center"/>
+            <w:hideMark/>
+          </w:tcPr>
+          <w:p>
+            <w:pPr>
+              <w:spacing w:after="0" w:line="240" w:lineRule="auto"/>
+              <w:rPr>
+                <w:rFonts w:ascii="Times New Roman" w:eastAsia="Times New Roman" w:hAnsi="Times New Roman" w:cs="Times New Roman"/>
+                <w:sz w:val="24"/>
+                <w:szCs w:val="24"/>
+              </w:rPr>
+            </w:pPr>
+            <w:r>
+              <w:rPr>
+                <w:rFonts w:ascii="Times New Roman" w:eastAsia="Times New Roman" w:hAnsi="Times New Roman" w:cs="Times New Roman"/>
+                <w:sz w:val="24"/>
+                <w:szCs w:val="24"/>
+              </w:rPr>
+              <w:t>Linear Regression</w:t>
+            </w:r>
+          </w:p>
+        </w:tc>
+        <w:tc>
+          <w:tcPr>
+            <w:tcW w:w="0" w:type="auto"/>
+            <w:vAlign w:val="center"/>
+            <w:hideMark/>
+          </w:tcPr>
+          <w:p>
+            <w:pPr>
+              <w:spacing w:after="0" w:line="240" w:lineRule="auto"/>
+              <w:jc w:val="right"/>
+              <w:rPr>
+                <w:rFonts w:ascii="Times New Roman" w:eastAsia="Times New Roman" w:hAnsi="Times New Roman" w:cs="Times New Roman"/>
+                <w:sz w:val="24"/>
+                <w:szCs w:val="24"/>
+              </w:rPr>
+            </w:pPr>
+            <w:r>
+              <w:rPr>
+                <w:rFonts w:ascii="Times New Roman" w:eastAsia="Times New Roman" w:hAnsi="Times New Roman" w:cs="Times New Roman"/>
+                <w:sz w:val="24"/>
+                <w:szCs w:val="24"/>
+              </w:rPr>
+              <w:t>+47%</w:t>
+            </w:r>
+          </w:p>
+        </w:tc>
+      </w:tr>
+      <w:tr>
+        <w:trPr>
+          <w:tblCellSpacing w:w="15" w:type="dxa"/>
+        </w:trPr>
+        <w:tc>
+          <w:tcPr>
+            <w:tcW w:w="0" w:type="auto"/>
+            <w:vAlign w:val="center"/>
+            <w:hideMark/>
+          </w:tcPr>
+          <w:p>
+            <w:pPr>
+              <w:spacing w:after="0" w:line="240" w:lineRule="auto"/>
+              <w:rPr>
+                <w:rFonts w:ascii="Times New Roman" w:eastAsia="Times New Roman" w:hAnsi="Times New Roman" w:cs="Times New Roman"/>
+                <w:sz w:val="24"/>
+                <w:szCs w:val="24"/>
+              </w:rPr>
+            </w:pPr>
+            <w:r>
+              <w:rPr>
+                <w:rFonts w:ascii="Times New Roman" w:eastAsia="Times New Roman" w:hAnsi="Times New Roman" w:cs="Times New Roman"/>
+                <w:sz w:val="24"/>
+                <w:szCs w:val="24"/>
+              </w:rPr>
+              <w:t>Random Forest</w:t>
+            </w:r>
+          </w:p>
+        </w:tc>
+        <w:tc>
+          <w:tcPr>
+            <w:tcW w:w="0" w:type="auto"/>
+            <w:vAlign w:val="center"/>
+            <w:hideMark/>
+          </w:tcPr>
+          <w:p>
+            <w:pPr>
+              <w:spacing w:after="0" w:line="240" w:lineRule="auto"/>
+              <w:jc w:val="right"/>
+              <w:rPr>
+                <w:rFonts w:ascii="Times New Roman" w:eastAsia="Times New Roman" w:hAnsi="Times New Roman" w:cs="Times New Roman"/>
+                <w:sz w:val="24"/>
+                <w:szCs w:val="24"/>
+              </w:rPr>
+            </w:pPr>
+            <w:r>
+              <w:rPr>
+                <w:rFonts w:ascii="Times New Roman" w:eastAsia="Times New Roman" w:hAnsi="Times New Roman" w:cs="Times New Roman"/>
+                <w:sz w:val="24"/>
+                <w:szCs w:val="24"/>
+              </w:rPr>
+              <w:t>+84%</w:t>
+            </w:r>
+          </w:p>
+        </w:tc>
+      </w:tr>
+      <w:tr>
+        <w:trPr>
+          <w:tblCellSpacing w:w="15" w:type="dxa"/>
+        </w:trPr>
+        <w:tc>
+          <w:tcPr>
+            <w:tcW w:w="0" w:type="auto"/>
+            <w:vAlign w:val="center"/>
+            <w:hideMark/>
+          </w:tcPr>
+          <w:p>
+            <w:pPr>
+              <w:spacing w:after="0" w:line="240" w:lineRule="auto"/>
+              <w:rPr>
+                <w:rFonts w:ascii="Times New Roman" w:eastAsia="Times New Roman" w:hAnsi="Times New Roman" w:cs="Times New Roman"/>
+                <w:sz w:val="24"/>
+                <w:szCs w:val="24"/>
+              </w:rPr>
+            </w:pPr>
+            <w:r>
+              <w:rPr>
+                <w:rFonts w:ascii="Times New Roman" w:eastAsia="Times New Roman" w:hAnsi="Times New Roman" w:cs="Times New Roman"/>
+                <w:sz w:val="24"/>
+                <w:szCs w:val="24"/>
+              </w:rPr>
+              <w:t>Decision Tree</w:t>
+            </w:r>
+          </w:p>
+        </w:tc>
+        <w:tc>
+          <w:tcPr>
+            <w:tcW w:w="0" w:type="auto"/>
+            <w:vAlign w:val="center"/>
+            <w:hideMark/>
+          </w:tcPr>
+          <w:p>
+            <w:pPr>
+              <w:spacing w:after="0" w:line="240" w:lineRule="auto"/>
+              <w:jc w:val="right"/>
+              <w:rPr>
+                <w:rFonts w:ascii="Times New Roman" w:eastAsia="Times New Roman" w:hAnsi="Times New Roman" w:cs="Times New Roman"/>
+                <w:sz w:val="24"/>
+                <w:szCs w:val="24"/>
+              </w:rPr>
+            </w:pPr>
+            <w:r>
+              <w:rPr>
+                <w:rFonts w:ascii="Times New Roman" w:eastAsia="Times New Roman" w:hAnsi="Times New Roman" w:cs="Times New Roman"/>
+                <w:sz w:val="24"/>
+                <w:szCs w:val="24"/>
+              </w:rPr>
+              <w:t>+129%</w:t>
+            </w:r>
+          </w:p>
+        </w:tc>
+      </w:tr>
+      <w:tr>
+        <w:trPr>
+          <w:tblCellSpacing w:w="15" w:type="dxa"/>
+        </w:trPr>
+        <w:tc>
+          <w:tcPr>
+            <w:tcW w:w="0" w:type="auto"/>
+            <w:vAlign w:val="center"/>
+          </w:tcPr>
+          <w:p>
+            <w:pPr>
+              <w:spacing w:after="0" w:line="240" w:lineRule="auto"/>
+              <w:rPr>
+                <w:rFonts w:ascii="Times New Roman" w:eastAsia="Times New Roman" w:hAnsi="Times New Roman" w:cs="Times New Roman"/>
+                <w:sz w:val="24"/>
+                <w:szCs w:val="24"/>
+              </w:rPr>
+            </w:pPr>
+          </w:p>
+        </w:tc>
+        <w:tc>
+          <w:tcPr>
+            <w:tcW w:w="0" w:type="auto"/>
+            <w:vAlign w:val="center"/>
+          </w:tcPr>
+          <w:p>
+            <w:pPr>
+              <w:spacing w:after="0" w:line="240" w:lineRule="auto"/>
+              <w:jc w:val="right"/>
+              <w:rPr>
+                <w:rFonts w:ascii="Times New Roman" w:eastAsia="Times New Roman" w:hAnsi="Times New Roman" w:cs="Times New Roman"/>
+                <w:sz w:val="24"/>
+                <w:szCs w:val="24"/>
+              </w:rPr>
+            </w:pPr>
+          </w:p>
+        </w:tc>
+      </w:tr>
+    </w:tbl>
+    <w:p>
+      <w:pPr>
+        <w:rPr>
+          <w:rFonts w:ascii="Times New Roman" w:hAnsi="Times New Roman" w:cs="Times New Roman"/>
+          <w:sz w:val="24"/>
+          <w:szCs w:val="24"/>
+        </w:rPr>
+      </w:pPr>
+    </w:p>
+    <w:p>
+      <w:pPr>
+        <w:pStyle w:val="ListParagraph"/>
+        <w:numPr>
+          <w:ilvl w:val="0"/>
+          <w:numId w:val="3"/>
+        </w:numPr>
+        <w:rPr>
+          <w:rFonts w:ascii="Times New Roman" w:hAnsi="Times New Roman" w:cs="Times New Roman"/>
+          <w:sz w:val="24"/>
+          <w:szCs w:val="24"/>
+        </w:rPr>
+      </w:pPr>
+      <w:r>
+        <w:lastRenderedPageBreak/>
+        <w:t>Linear Regression achieved an average RMSE of 8.69 under walk-forward validation, compared to 8.35 under random splitting and 12.30 under a single chronological split. This suggests that while random splitting still reports slightly better performance, the single chronological split may have been strongly affected by the difficulty of the 2022–2023 test period. Although walk-forward validation produced prediction errors (MAE and RMSE) similar to those observed under random splitting, the average R² score was lower. This suggests that model performance was less consistent across different time periods, highlighting the importance of evaluating financial forecasting models across multiple temporal folds rather than relying on a single train-test split.</w:t>
+      </w:r>
+    </w:p>
+    <w:p>
+      <w:pPr>
+        <w:rPr>
+          <w:rFonts w:ascii="Times New Roman" w:hAnsi="Times New Roman" w:cs="Times New Roman"/>
+          <w:sz w:val="24"/>
+          <w:szCs w:val="24"/>
+        </w:rPr>
+      </w:pPr>
+    </w:p>
+    <w:p>
+      <w:pPr>
+        <w:rPr>
+          <w:rFonts w:ascii="Times New Roman" w:hAnsi="Times New Roman" w:cs="Times New Roman"/>
+          <w:sz w:val="24"/>
+          <w:szCs w:val="24"/>
+        </w:rPr>
+      </w:pPr>
+      <w:r>
+        <w:rPr>
+          <w:rFonts w:ascii="Times New Roman" w:hAnsi="Times New Roman" w:cs="Times New Roman"/>
+          <w:sz w:val="24"/>
+          <w:szCs w:val="24"/>
+        </w:rPr>
+        <w:t>June 11</w:t>
+      </w:r>
+      <w:r>
+        <w:rPr>
+          <w:rFonts w:ascii="Times New Roman" w:hAnsi="Times New Roman" w:cs="Times New Roman"/>
+          <w:sz w:val="24"/>
+          <w:szCs w:val="24"/>
+        </w:rPr>
+        <w:t xml:space="preserve"> – 3 hrs.</w:t>
+      </w:r>
+    </w:p>
+    <w:p>
+      <w:r>
+        <w:t>Implemented walk-forward (</w:t>
+      </w:r>
+      <w:proofErr w:type="spellStart"/>
+      <w:r>
+        <w:t>TimeSeriesSplit</w:t>
+      </w:r>
+      <w:proofErr w:type="spellEnd"/>
+      <w:r>
+        <w:t xml:space="preserve">) validation for Linear Regression and Decision Tree models to evaluate predictive performance across multiple future time periods. Calculated and compared MAE, RMSE, and R² metrics under random, single time-based, and walk-forward validation strategies. Analyzed the impact of temporal validation on model performance and observed substantial degradation in Decision Tree performance under walk-forward evaluation, suggesting reduced </w:t>
       </w:r>
       <w:bookmarkStart w:id="0" w:name="_GoBack"/>
       <w:bookmarkEnd w:id="0"/>
       <w:r>
-        <w:rPr>
-          <w:rFonts w:ascii="Times New Roman" w:hAnsi="Times New Roman" w:cs="Times New Roman"/>
-          <w:sz w:val="24"/>
-          <w:szCs w:val="24"/>
-        </w:rPr>
-        <w:t>between the two. These results suggest that random validation may substantially overestimate predictive performance in financial forecasting applications, particularly for more flexible tree-based models.</w:t>
+        <w:t>generalization across changing market conditions. Documented findings and updated comparative analysis of validation methodologies for financial forecasting models.</w:t>
+      </w:r>
+    </w:p>
+    <w:p>
+      <w:pPr>
+        <w:pStyle w:val="ListParagraph"/>
+        <w:numPr>
+          <w:ilvl w:val="0"/>
+          <w:numId w:val="3"/>
+        </w:numPr>
+        <w:rPr>
+          <w:rFonts w:ascii="Times New Roman" w:hAnsi="Times New Roman" w:cs="Times New Roman"/>
+          <w:sz w:val="24"/>
+          <w:szCs w:val="24"/>
+        </w:rPr>
+      </w:pPr>
+      <w:r>
+        <w:t>Decision Tree performance deteriorated dramatically as evaluation methodology became more realistic. RMSE increased from 12.77 under random validation to 29.23 under a single time-based split and further to 53.94 under walk-forward validation, suggesting that random validation may substantially overestimate the predictive capability of flexible tree-based models in financial forecasting tasks.</w:t>
+      </w:r>
+    </w:p>
+    <w:p>
+      <w:pPr>
+        <w:rPr>
+          <w:rFonts w:ascii="Times New Roman" w:hAnsi="Times New Roman" w:cs="Times New Roman"/>
+          <w:sz w:val="24"/>
+          <w:szCs w:val="24"/>
+        </w:rPr>
+      </w:pPr>
+    </w:p>
+    <w:p>
+      <w:pPr>
+        <w:rPr>
+          <w:rFonts w:ascii="Times New Roman" w:hAnsi="Times New Roman" w:cs="Times New Roman"/>
+          <w:sz w:val="24"/>
+          <w:szCs w:val="24"/>
+        </w:rPr>
+      </w:pPr>
+      <w:r>
+        <w:rPr>
+          <w:rFonts w:ascii="Times New Roman" w:hAnsi="Times New Roman" w:cs="Times New Roman"/>
+          <w:sz w:val="24"/>
+          <w:szCs w:val="24"/>
+        </w:rPr>
+        <w:t>June 16</w:t>
       </w:r>
     </w:p>
     <w:sectPr>

--- a/notes/research_journal.docx
+++ b/notes/research_journal.docx
@@ -144,7 +144,6 @@
           <w:szCs w:val="24"/>
         </w:rPr>
       </w:pPr>
-      <w:proofErr w:type="spellStart"/>
       <w:proofErr w:type="gramStart"/>
       <w:r>
         <w:rPr>
@@ -154,7 +153,6 @@
         </w:rPr>
         <w:t>next_day_close</w:t>
       </w:r>
-      <w:proofErr w:type="spellEnd"/>
       <w:proofErr w:type="gramEnd"/>
       <w:r>
         <w:rPr>
@@ -1100,12 +1098,7 @@
       </w:r>
       <w:proofErr w:type="spellEnd"/>
       <w:r>
-        <w:t xml:space="preserve">) validation for Linear Regression and Decision Tree models to evaluate predictive performance across multiple future time periods. Calculated and compared MAE, RMSE, and R² metrics under random, single time-based, and walk-forward validation strategies. Analyzed the impact of temporal validation on model performance and observed substantial degradation in Decision Tree performance under walk-forward evaluation, suggesting reduced </w:t>
-      </w:r>
-      <w:bookmarkStart w:id="0" w:name="_GoBack"/>
-      <w:bookmarkEnd w:id="0"/>
-      <w:r>
-        <w:t>generalization across changing market conditions. Documented findings and updated comparative analysis of validation methodologies for financial forecasting models.</w:t>
+        <w:t>) validation for Linear Regression and Decision Tree models to evaluate predictive performance across multiple future time periods. Calculated and compared MAE, RMSE, and R² metrics under random, single time-based, and walk-forward validation strategies. Analyzed the impact of temporal validation on model performance and observed substantial degradation in Decision Tree performance under walk-forward evaluation, suggesting reduced generalization across changing market conditions. Documented findings and updated comparative analysis of validation methodologies for financial forecasting models.</w:t>
       </w:r>
     </w:p>
     <w:p>
@@ -1150,6 +1143,230 @@
         </w:rPr>
         <w:t>June 16</w:t>
       </w:r>
+      <w:r>
+        <w:rPr>
+          <w:rFonts w:ascii="Times New Roman" w:hAnsi="Times New Roman" w:cs="Times New Roman"/>
+          <w:sz w:val="24"/>
+          <w:szCs w:val="24"/>
+        </w:rPr>
+        <w:t xml:space="preserve"> - June 18</w:t>
+      </w:r>
+    </w:p>
+    <w:p>
+      <w:r>
+        <w:t xml:space="preserve">Extended the financial forecasting model comparison by implementing Random Forest, </w:t>
+      </w:r>
+      <w:proofErr w:type="spellStart"/>
+      <w:r>
+        <w:t>XGBoost</w:t>
+      </w:r>
+      <w:proofErr w:type="spellEnd"/>
+      <w:r>
+        <w:t xml:space="preserve">, and Multi-Layer Perceptron (MLP) models under random split, chronological time-based split, and walk-forward validation frameworks. Performed fold-level analysis of walk-forward validation results and investigated model behavior across different market periods. </w:t>
+      </w:r>
+    </w:p>
+    <w:p>
+      <w:r>
+        <w:t xml:space="preserve">Implemented feature scaling using </w:t>
+      </w:r>
+      <w:proofErr w:type="spellStart"/>
+      <w:r>
+        <w:t>StandardScaler</w:t>
+      </w:r>
+      <w:proofErr w:type="spellEnd"/>
+      <w:r>
+        <w:t xml:space="preserve"> for neural network experiments and evaluated its impact on predictive performance. Generated comparative performance tables and visualizations to analyze RMSE, MAE, and R² across multiple validation methodologies. Developed a validation inflation analysis to quantify the extent to which random validation overestimates model performance compared to walk-forward evaluation. </w:t>
+      </w:r>
+    </w:p>
+    <w:p>
+      <w:r>
+        <w:t>Conducted literature review on time-series validation, non-stationary processes, forward-validation methods, and data leakage in forecasting. Compared experimental findings with prior research and identified similarities between observed model behavior and published results. Documented findings, updated the project repository, and communicated research progress and preliminary results to the faculty adv</w:t>
+      </w:r>
+      <w:bookmarkStart w:id="0" w:name="_GoBack"/>
+      <w:bookmarkEnd w:id="0"/>
+      <w:r>
+        <w:t>isor.</w:t>
+      </w:r>
+    </w:p>
+    <w:p>
+      <w:pPr>
+        <w:rPr>
+          <w:rFonts w:ascii="Times New Roman" w:hAnsi="Times New Roman" w:cs="Times New Roman"/>
+          <w:sz w:val="24"/>
+          <w:szCs w:val="24"/>
+        </w:rPr>
+      </w:pPr>
+    </w:p>
+    <w:p>
+      <w:pPr>
+        <w:rPr>
+          <w:rFonts w:ascii="Times New Roman" w:hAnsi="Times New Roman" w:cs="Times New Roman"/>
+          <w:sz w:val="24"/>
+          <w:szCs w:val="24"/>
+        </w:rPr>
+      </w:pPr>
+      <w:r>
+        <w:rPr>
+          <w:rFonts w:ascii="Times New Roman" w:hAnsi="Times New Roman" w:cs="Times New Roman"/>
+          <w:sz w:val="24"/>
+          <w:szCs w:val="24"/>
+        </w:rPr>
+        <w:lastRenderedPageBreak/>
+        <w:t>July 1 – July 2</w:t>
+      </w:r>
+    </w:p>
+    <w:p>
+      <w:pPr>
+        <w:spacing w:before="100" w:beforeAutospacing="1" w:after="100" w:afterAutospacing="1" w:line="240" w:lineRule="auto"/>
+        <w:rPr>
+          <w:rFonts w:ascii="Times New Roman" w:eastAsia="Times New Roman" w:hAnsi="Times New Roman" w:cs="Times New Roman"/>
+          <w:sz w:val="24"/>
+          <w:szCs w:val="24"/>
+        </w:rPr>
+      </w:pPr>
+      <w:r>
+        <w:rPr>
+          <w:rFonts w:ascii="Times New Roman" w:eastAsia="Times New Roman" w:hAnsi="Times New Roman" w:cs="Times New Roman"/>
+          <w:sz w:val="24"/>
+          <w:szCs w:val="24"/>
+        </w:rPr>
+        <w:t xml:space="preserve">Extended the project into sequential deep learning models by setting up a </w:t>
+      </w:r>
+      <w:proofErr w:type="spellStart"/>
+      <w:r>
+        <w:rPr>
+          <w:rFonts w:ascii="Times New Roman" w:eastAsia="Times New Roman" w:hAnsi="Times New Roman" w:cs="Times New Roman"/>
+          <w:sz w:val="24"/>
+          <w:szCs w:val="24"/>
+        </w:rPr>
+        <w:t>TensorFlow</w:t>
+      </w:r>
+      <w:proofErr w:type="spellEnd"/>
+      <w:r>
+        <w:rPr>
+          <w:rFonts w:ascii="Times New Roman" w:eastAsia="Times New Roman" w:hAnsi="Times New Roman" w:cs="Times New Roman"/>
+          <w:sz w:val="24"/>
+          <w:szCs w:val="24"/>
+        </w:rPr>
+        <w:t>-compatible Python environment and implementing initial LSTM experiments for financial time-series forecasting. Created sequence-based datasets using a 10-day lookback window to convert the original tabular stock data into time-series input suitable for recurrent neural network modeling.</w:t>
+      </w:r>
+    </w:p>
+    <w:p>
+      <w:pPr>
+        <w:spacing w:before="100" w:beforeAutospacing="1" w:after="100" w:afterAutospacing="1" w:line="240" w:lineRule="auto"/>
+        <w:rPr>
+          <w:rFonts w:ascii="Times New Roman" w:eastAsia="Times New Roman" w:hAnsi="Times New Roman" w:cs="Times New Roman"/>
+          <w:sz w:val="24"/>
+          <w:szCs w:val="24"/>
+        </w:rPr>
+      </w:pPr>
+      <w:r>
+        <w:rPr>
+          <w:rFonts w:ascii="Times New Roman" w:eastAsia="Times New Roman" w:hAnsi="Times New Roman" w:cs="Times New Roman"/>
+          <w:sz w:val="24"/>
+          <w:szCs w:val="24"/>
+        </w:rPr>
+        <w:t xml:space="preserve">Implemented and evaluated an LSTM model using raw OHLCV features to test whether a sequential model could learn temporal patterns directly from historical price and volume data. Applied proper chronological train-test splitting, feature scaling with </w:t>
+      </w:r>
+      <w:proofErr w:type="spellStart"/>
+      <w:r>
+        <w:rPr>
+          <w:rFonts w:ascii="Times New Roman" w:eastAsia="Times New Roman" w:hAnsi="Times New Roman" w:cs="Times New Roman"/>
+          <w:sz w:val="24"/>
+          <w:szCs w:val="24"/>
+        </w:rPr>
+        <w:t>StandardScaler</w:t>
+      </w:r>
+      <w:proofErr w:type="spellEnd"/>
+      <w:r>
+        <w:rPr>
+          <w:rFonts w:ascii="Times New Roman" w:eastAsia="Times New Roman" w:hAnsi="Times New Roman" w:cs="Times New Roman"/>
+          <w:sz w:val="24"/>
+          <w:szCs w:val="24"/>
+        </w:rPr>
+        <w:t>, sequence generation, early stopping, and regression-based evaluation using MAE, RMSE, and R². The raw OHLCV LSTM achieved competitive performance, showing that sequential learning can capture useful patterns without relying on handcrafted technical indicators.</w:t>
+      </w:r>
+    </w:p>
+    <w:p>
+      <w:pPr>
+        <w:spacing w:before="100" w:beforeAutospacing="1" w:after="100" w:afterAutospacing="1" w:line="240" w:lineRule="auto"/>
+        <w:rPr>
+          <w:rFonts w:ascii="Times New Roman" w:eastAsia="Times New Roman" w:hAnsi="Times New Roman" w:cs="Times New Roman"/>
+          <w:sz w:val="24"/>
+          <w:szCs w:val="24"/>
+        </w:rPr>
+      </w:pPr>
+      <w:r>
+        <w:rPr>
+          <w:rFonts w:ascii="Times New Roman" w:eastAsia="Times New Roman" w:hAnsi="Times New Roman" w:cs="Times New Roman"/>
+          <w:sz w:val="24"/>
+          <w:szCs w:val="24"/>
+        </w:rPr>
+        <w:t>Conducted a second LSTM experiment using the full engineered feature set, including technical indicators such as RSI, CCI, SMA, EMA, MACD, Bollinger Bands, True Range, and ATR. Compared the engineered-feature LSTM against the raw OHLCV LSTM and found that adding engineered indicators did not automatically improve sequential model performance. Investigated possible reasons, including feature redundancy, increased input dimensionality, and model capacity limitations.</w:t>
+      </w:r>
+    </w:p>
+    <w:p>
+      <w:pPr>
+        <w:spacing w:before="100" w:beforeAutospacing="1" w:after="100" w:afterAutospacing="1" w:line="240" w:lineRule="auto"/>
+        <w:rPr>
+          <w:rFonts w:ascii="Times New Roman" w:eastAsia="Times New Roman" w:hAnsi="Times New Roman" w:cs="Times New Roman"/>
+          <w:sz w:val="24"/>
+          <w:szCs w:val="24"/>
+        </w:rPr>
+      </w:pPr>
+      <w:r>
+        <w:rPr>
+          <w:rFonts w:ascii="Times New Roman" w:eastAsia="Times New Roman" w:hAnsi="Times New Roman" w:cs="Times New Roman"/>
+          <w:sz w:val="24"/>
+          <w:szCs w:val="24"/>
+        </w:rPr>
+        <w:t xml:space="preserve">Performed reproducibility testing by fixing random seeds for </w:t>
+      </w:r>
+      <w:proofErr w:type="spellStart"/>
+      <w:r>
+        <w:rPr>
+          <w:rFonts w:ascii="Times New Roman" w:eastAsia="Times New Roman" w:hAnsi="Times New Roman" w:cs="Times New Roman"/>
+          <w:sz w:val="24"/>
+          <w:szCs w:val="24"/>
+        </w:rPr>
+        <w:t>TensorFlow</w:t>
+      </w:r>
+      <w:proofErr w:type="spellEnd"/>
+      <w:r>
+        <w:rPr>
+          <w:rFonts w:ascii="Times New Roman" w:eastAsia="Times New Roman" w:hAnsi="Times New Roman" w:cs="Times New Roman"/>
+          <w:sz w:val="24"/>
+          <w:szCs w:val="24"/>
+        </w:rPr>
+        <w:t xml:space="preserve">, </w:t>
+      </w:r>
+      <w:proofErr w:type="spellStart"/>
+      <w:r>
+        <w:rPr>
+          <w:rFonts w:ascii="Times New Roman" w:eastAsia="Times New Roman" w:hAnsi="Times New Roman" w:cs="Times New Roman"/>
+          <w:sz w:val="24"/>
+          <w:szCs w:val="24"/>
+        </w:rPr>
+        <w:t>NumPy</w:t>
+      </w:r>
+      <w:proofErr w:type="spellEnd"/>
+      <w:r>
+        <w:rPr>
+          <w:rFonts w:ascii="Times New Roman" w:eastAsia="Times New Roman" w:hAnsi="Times New Roman" w:cs="Times New Roman"/>
+          <w:sz w:val="24"/>
+          <w:szCs w:val="24"/>
+        </w:rPr>
+        <w:t>, and Python random operations. Re-ran LSTM experiments under controlled randomness and conducted a capacity test by increasing the engineered-feature LSTM from 50 to 100 units. The larger model improved performance, suggesting that the original engineered-feature LSTM was partly limited by model capacity, although it still did not outperform the raw OHLCV LSTM. Documented these results as part of the ongoing comparison between traditional tabular models and sequential learning models.</w:t>
+      </w:r>
+    </w:p>
+    <w:p>
+      <w:pPr>
+        <w:rPr>
+          <w:rFonts w:ascii="Times New Roman" w:hAnsi="Times New Roman" w:cs="Times New Roman"/>
+          <w:sz w:val="24"/>
+          <w:szCs w:val="24"/>
+        </w:rPr>
+      </w:pPr>
     </w:p>
     <w:sectPr>
       <w:pgSz w:w="12240" w:h="15840"/>
